--- a/00-首页/题组Word/第一轮·竞赛教材版/第一轮结构·6-有机分子结构初探（教师版）.docx
+++ b/00-首页/题组Word/第一轮·竞赛教材版/第一轮结构·6-有机分子结构初探（教师版）.docx
@@ -236,60 +236,6 @@
         </w:rPr>
         <w:t>上海中学竞赛课程</w:t>
       </w:r>
-      <w:r>
-        <w:rPr>
-          <w:rFonts w:ascii="Times New Roman" w:hAnsi="Times New Roman" w:eastAsia="Times New Roman" w:cs="Times New Roman"/>
-        </w:rPr>
-        <w:t xml:space="preserve"> </w:t>
-      </w:r>
-      <w:r>
-        <w:rPr>
-          <w:rFonts w:hint="eastAsia" w:ascii="Times New Roman" w:hAnsi="Times New Roman" w:eastAsia="FangSong" w:cs="Times New Roman"/>
-        </w:rPr>
-        <w:t>曾用于</w:t>
-      </w:r>
-      <w:r>
-        <w:rPr>
-          <w:rFonts w:hint="eastAsia" w:ascii="Times New Roman" w:hAnsi="Times New Roman" w:eastAsia="Times New Roman" w:cs="Times New Roman"/>
-        </w:rPr>
-        <w:t>：</w:t>
-      </w:r>
-      <w:r>
-        <w:rPr>
-          <w:rFonts w:hint="eastAsia" w:ascii="Times New Roman" w:hAnsi="Times New Roman" w:eastAsia="FangSong" w:cs="Times New Roman"/>
-        </w:rPr>
-        <w:t>第一轮结构</w:t>
-      </w:r>
-      <w:r>
-        <w:rPr>
-          <w:rFonts w:hint="eastAsia" w:ascii="Times New Roman" w:hAnsi="Times New Roman" w:eastAsia="Times New Roman" w:cs="Times New Roman"/>
-        </w:rPr>
-        <w:t>·6-</w:t>
-      </w:r>
-      <w:r>
-        <w:rPr>
-          <w:rFonts w:hint="eastAsia" w:ascii="Times New Roman" w:hAnsi="Times New Roman" w:eastAsia="FangSong" w:cs="Times New Roman"/>
-        </w:rPr>
-        <w:t>有机分子结构初探</w:t>
-      </w:r>
-      <w:r>
-        <w:rPr>
-          <w:rFonts w:hint="eastAsia" w:ascii="Times New Roman" w:hAnsi="Times New Roman" w:eastAsia="Times New Roman" w:cs="Times New Roman"/>
-        </w:rPr>
-        <w:t>（</w:t>
-      </w:r>
-      <w:r>
-        <w:rPr>
-          <w:rFonts w:hint="eastAsia" w:ascii="Times New Roman" w:hAnsi="Times New Roman" w:eastAsia="FangSong" w:cs="Times New Roman"/>
-        </w:rPr>
-        <w:t>教师版</w:t>
-      </w:r>
-      <w:r>
-        <w:rPr>
-          <w:rFonts w:hint="eastAsia" w:ascii="Times New Roman" w:hAnsi="Times New Roman" w:eastAsia="Times New Roman" w:cs="Times New Roman"/>
-        </w:rPr>
-        <w:t>）</w:t>
-      </w:r>
     </w:p>
     <w:p>
       <w:pPr>
@@ -893,60 +839,6 @@
         </w:rPr>
         <w:t>上海中学竞赛课程</w:t>
       </w:r>
-      <w:r>
-        <w:rPr>
-          <w:rFonts w:ascii="Times New Roman" w:hAnsi="Times New Roman" w:eastAsia="Times New Roman" w:cs="Times New Roman"/>
-        </w:rPr>
-        <w:t xml:space="preserve"> </w:t>
-      </w:r>
-      <w:r>
-        <w:rPr>
-          <w:rFonts w:hint="eastAsia" w:ascii="Times New Roman" w:hAnsi="Times New Roman" w:eastAsia="FangSong" w:cs="Times New Roman"/>
-        </w:rPr>
-        <w:t>曾用于</w:t>
-      </w:r>
-      <w:r>
-        <w:rPr>
-          <w:rFonts w:hint="eastAsia" w:ascii="Times New Roman" w:hAnsi="Times New Roman" w:eastAsia="Times New Roman" w:cs="Times New Roman"/>
-        </w:rPr>
-        <w:t>：</w:t>
-      </w:r>
-      <w:r>
-        <w:rPr>
-          <w:rFonts w:hint="eastAsia" w:ascii="Times New Roman" w:hAnsi="Times New Roman" w:eastAsia="FangSong" w:cs="Times New Roman"/>
-        </w:rPr>
-        <w:t>第一轮结构</w:t>
-      </w:r>
-      <w:r>
-        <w:rPr>
-          <w:rFonts w:hint="eastAsia" w:ascii="Times New Roman" w:hAnsi="Times New Roman" w:eastAsia="Times New Roman" w:cs="Times New Roman"/>
-        </w:rPr>
-        <w:t>·6-</w:t>
-      </w:r>
-      <w:r>
-        <w:rPr>
-          <w:rFonts w:hint="eastAsia" w:ascii="Times New Roman" w:hAnsi="Times New Roman" w:eastAsia="FangSong" w:cs="Times New Roman"/>
-        </w:rPr>
-        <w:t>有机分子结构初探</w:t>
-      </w:r>
-      <w:r>
-        <w:rPr>
-          <w:rFonts w:hint="eastAsia" w:ascii="Times New Roman" w:hAnsi="Times New Roman" w:eastAsia="Times New Roman" w:cs="Times New Roman"/>
-        </w:rPr>
-        <w:t>（</w:t>
-      </w:r>
-      <w:r>
-        <w:rPr>
-          <w:rFonts w:hint="eastAsia" w:ascii="Times New Roman" w:hAnsi="Times New Roman" w:eastAsia="FangSong" w:cs="Times New Roman"/>
-        </w:rPr>
-        <w:t>教师版</w:t>
-      </w:r>
-      <w:r>
-        <w:rPr>
-          <w:rFonts w:hint="eastAsia" w:ascii="Times New Roman" w:hAnsi="Times New Roman" w:eastAsia="Times New Roman" w:cs="Times New Roman"/>
-        </w:rPr>
-        <w:t>）</w:t>
-      </w:r>
     </w:p>
     <w:p>
       <w:pPr>
@@ -1656,60 +1548,6 @@
           <w:rFonts w:hint="eastAsia" w:ascii="Times New Roman" w:hAnsi="Times New Roman" w:eastAsia="FangSong" w:cs="Times New Roman"/>
         </w:rPr>
         <w:t>上海中学竞赛课程</w:t>
-      </w:r>
-      <w:r>
-        <w:rPr>
-          <w:rFonts w:ascii="Times New Roman" w:hAnsi="Times New Roman" w:eastAsia="Times New Roman" w:cs="Times New Roman"/>
-        </w:rPr>
-        <w:t xml:space="preserve"> </w:t>
-      </w:r>
-      <w:r>
-        <w:rPr>
-          <w:rFonts w:hint="eastAsia" w:ascii="Times New Roman" w:hAnsi="Times New Roman" w:eastAsia="FangSong" w:cs="Times New Roman"/>
-        </w:rPr>
-        <w:t>曾用于</w:t>
-      </w:r>
-      <w:r>
-        <w:rPr>
-          <w:rFonts w:hint="eastAsia" w:ascii="Times New Roman" w:hAnsi="Times New Roman" w:eastAsia="Times New Roman" w:cs="Times New Roman"/>
-        </w:rPr>
-        <w:t>：</w:t>
-      </w:r>
-      <w:r>
-        <w:rPr>
-          <w:rFonts w:hint="eastAsia" w:ascii="Times New Roman" w:hAnsi="Times New Roman" w:eastAsia="FangSong" w:cs="Times New Roman"/>
-        </w:rPr>
-        <w:t>第一轮结构</w:t>
-      </w:r>
-      <w:r>
-        <w:rPr>
-          <w:rFonts w:hint="eastAsia" w:ascii="Times New Roman" w:hAnsi="Times New Roman" w:eastAsia="Times New Roman" w:cs="Times New Roman"/>
-        </w:rPr>
-        <w:t>·6-</w:t>
-      </w:r>
-      <w:r>
-        <w:rPr>
-          <w:rFonts w:hint="eastAsia" w:ascii="Times New Roman" w:hAnsi="Times New Roman" w:eastAsia="FangSong" w:cs="Times New Roman"/>
-        </w:rPr>
-        <w:t>有机分子结构初探</w:t>
-      </w:r>
-      <w:r>
-        <w:rPr>
-          <w:rFonts w:hint="eastAsia" w:ascii="Times New Roman" w:hAnsi="Times New Roman" w:eastAsia="Times New Roman" w:cs="Times New Roman"/>
-        </w:rPr>
-        <w:t>（</w:t>
-      </w:r>
-      <w:r>
-        <w:rPr>
-          <w:rFonts w:hint="eastAsia" w:ascii="Times New Roman" w:hAnsi="Times New Roman" w:eastAsia="FangSong" w:cs="Times New Roman"/>
-        </w:rPr>
-        <w:t>教师版</w:t>
-      </w:r>
-      <w:r>
-        <w:rPr>
-          <w:rFonts w:hint="eastAsia" w:ascii="Times New Roman" w:hAnsi="Times New Roman" w:eastAsia="Times New Roman" w:cs="Times New Roman"/>
-        </w:rPr>
-        <w:t>）</w:t>
       </w:r>
     </w:p>
     <w:p>
@@ -1917,60 +1755,6 @@
         </w:rPr>
         <w:t>上海中学竞赛课程</w:t>
       </w:r>
-      <w:r>
-        <w:rPr>
-          <w:rFonts w:ascii="Times New Roman" w:hAnsi="Times New Roman" w:eastAsia="Times New Roman" w:cs="Times New Roman"/>
-        </w:rPr>
-        <w:t xml:space="preserve"> </w:t>
-      </w:r>
-      <w:r>
-        <w:rPr>
-          <w:rFonts w:hint="eastAsia" w:ascii="Times New Roman" w:hAnsi="Times New Roman" w:eastAsia="FangSong" w:cs="Times New Roman"/>
-        </w:rPr>
-        <w:t>曾用于</w:t>
-      </w:r>
-      <w:r>
-        <w:rPr>
-          <w:rFonts w:hint="eastAsia" w:ascii="Times New Roman" w:hAnsi="Times New Roman" w:eastAsia="Times New Roman" w:cs="Times New Roman"/>
-        </w:rPr>
-        <w:t>：</w:t>
-      </w:r>
-      <w:r>
-        <w:rPr>
-          <w:rFonts w:hint="eastAsia" w:ascii="Times New Roman" w:hAnsi="Times New Roman" w:eastAsia="FangSong" w:cs="Times New Roman"/>
-        </w:rPr>
-        <w:t>第一轮结构</w:t>
-      </w:r>
-      <w:r>
-        <w:rPr>
-          <w:rFonts w:hint="eastAsia" w:ascii="Times New Roman" w:hAnsi="Times New Roman" w:eastAsia="Times New Roman" w:cs="Times New Roman"/>
-        </w:rPr>
-        <w:t>·6-</w:t>
-      </w:r>
-      <w:r>
-        <w:rPr>
-          <w:rFonts w:hint="eastAsia" w:ascii="Times New Roman" w:hAnsi="Times New Roman" w:eastAsia="FangSong" w:cs="Times New Roman"/>
-        </w:rPr>
-        <w:t>有机分子结构初探</w:t>
-      </w:r>
-      <w:r>
-        <w:rPr>
-          <w:rFonts w:hint="eastAsia" w:ascii="Times New Roman" w:hAnsi="Times New Roman" w:eastAsia="Times New Roman" w:cs="Times New Roman"/>
-        </w:rPr>
-        <w:t>（</w:t>
-      </w:r>
-      <w:r>
-        <w:rPr>
-          <w:rFonts w:hint="eastAsia" w:ascii="Times New Roman" w:hAnsi="Times New Roman" w:eastAsia="FangSong" w:cs="Times New Roman"/>
-        </w:rPr>
-        <w:t>教师版</w:t>
-      </w:r>
-      <w:r>
-        <w:rPr>
-          <w:rFonts w:hint="eastAsia" w:ascii="Times New Roman" w:hAnsi="Times New Roman" w:eastAsia="Times New Roman" w:cs="Times New Roman"/>
-        </w:rPr>
-        <w:t>）</w:t>
-      </w:r>
     </w:p>
     <w:p>
       <w:pPr>
@@ -2541,60 +2325,6 @@
           <w:rFonts w:hint="eastAsia" w:ascii="Times New Roman" w:hAnsi="Times New Roman" w:eastAsia="FangSong" w:cs="Times New Roman"/>
         </w:rPr>
         <w:t>上海中学竞赛课程</w:t>
-      </w:r>
-      <w:r>
-        <w:rPr>
-          <w:rFonts w:ascii="Times New Roman" w:hAnsi="Times New Roman" w:eastAsia="Times New Roman" w:cs="Times New Roman"/>
-        </w:rPr>
-        <w:t xml:space="preserve"> </w:t>
-      </w:r>
-      <w:r>
-        <w:rPr>
-          <w:rFonts w:hint="eastAsia" w:ascii="Times New Roman" w:hAnsi="Times New Roman" w:eastAsia="FangSong" w:cs="Times New Roman"/>
-        </w:rPr>
-        <w:t>曾用于</w:t>
-      </w:r>
-      <w:r>
-        <w:rPr>
-          <w:rFonts w:hint="eastAsia" w:ascii="Times New Roman" w:hAnsi="Times New Roman" w:eastAsia="Times New Roman" w:cs="Times New Roman"/>
-        </w:rPr>
-        <w:t>：</w:t>
-      </w:r>
-      <w:r>
-        <w:rPr>
-          <w:rFonts w:hint="eastAsia" w:ascii="Times New Roman" w:hAnsi="Times New Roman" w:eastAsia="FangSong" w:cs="Times New Roman"/>
-        </w:rPr>
-        <w:t>第一轮结构</w:t>
-      </w:r>
-      <w:r>
-        <w:rPr>
-          <w:rFonts w:hint="eastAsia" w:ascii="Times New Roman" w:hAnsi="Times New Roman" w:eastAsia="Times New Roman" w:cs="Times New Roman"/>
-        </w:rPr>
-        <w:t>·6-</w:t>
-      </w:r>
-      <w:r>
-        <w:rPr>
-          <w:rFonts w:hint="eastAsia" w:ascii="Times New Roman" w:hAnsi="Times New Roman" w:eastAsia="FangSong" w:cs="Times New Roman"/>
-        </w:rPr>
-        <w:t>有机分子结构初探</w:t>
-      </w:r>
-      <w:r>
-        <w:rPr>
-          <w:rFonts w:hint="eastAsia" w:ascii="Times New Roman" w:hAnsi="Times New Roman" w:eastAsia="Times New Roman" w:cs="Times New Roman"/>
-        </w:rPr>
-        <w:t>（</w:t>
-      </w:r>
-      <w:r>
-        <w:rPr>
-          <w:rFonts w:hint="eastAsia" w:ascii="Times New Roman" w:hAnsi="Times New Roman" w:eastAsia="FangSong" w:cs="Times New Roman"/>
-        </w:rPr>
-        <w:t>教师版</w:t>
-      </w:r>
-      <w:r>
-        <w:rPr>
-          <w:rFonts w:hint="eastAsia" w:ascii="Times New Roman" w:hAnsi="Times New Roman" w:eastAsia="Times New Roman" w:cs="Times New Roman"/>
-        </w:rPr>
-        <w:t>）</w:t>
       </w:r>
     </w:p>
     <w:p>
@@ -3961,60 +3691,6 @@
         </w:rPr>
         <w:t>上海中学竞赛课程</w:t>
       </w:r>
-      <w:r>
-        <w:rPr>
-          <w:rFonts w:ascii="Times New Roman" w:hAnsi="Times New Roman" w:eastAsia="Times New Roman" w:cs="Times New Roman"/>
-        </w:rPr>
-        <w:t xml:space="preserve"> </w:t>
-      </w:r>
-      <w:r>
-        <w:rPr>
-          <w:rFonts w:hint="eastAsia" w:ascii="Times New Roman" w:hAnsi="Times New Roman" w:eastAsia="FangSong" w:cs="Times New Roman"/>
-        </w:rPr>
-        <w:t>曾用于</w:t>
-      </w:r>
-      <w:r>
-        <w:rPr>
-          <w:rFonts w:hint="eastAsia" w:ascii="Times New Roman" w:hAnsi="Times New Roman" w:eastAsia="Times New Roman" w:cs="Times New Roman"/>
-        </w:rPr>
-        <w:t>：</w:t>
-      </w:r>
-      <w:r>
-        <w:rPr>
-          <w:rFonts w:hint="eastAsia" w:ascii="Times New Roman" w:hAnsi="Times New Roman" w:eastAsia="FangSong" w:cs="Times New Roman"/>
-        </w:rPr>
-        <w:t>第一轮结构</w:t>
-      </w:r>
-      <w:r>
-        <w:rPr>
-          <w:rFonts w:hint="eastAsia" w:ascii="Times New Roman" w:hAnsi="Times New Roman" w:eastAsia="Times New Roman" w:cs="Times New Roman"/>
-        </w:rPr>
-        <w:t>·6-</w:t>
-      </w:r>
-      <w:r>
-        <w:rPr>
-          <w:rFonts w:hint="eastAsia" w:ascii="Times New Roman" w:hAnsi="Times New Roman" w:eastAsia="FangSong" w:cs="Times New Roman"/>
-        </w:rPr>
-        <w:t>有机分子结构初探</w:t>
-      </w:r>
-      <w:r>
-        <w:rPr>
-          <w:rFonts w:hint="eastAsia" w:ascii="Times New Roman" w:hAnsi="Times New Roman" w:eastAsia="Times New Roman" w:cs="Times New Roman"/>
-        </w:rPr>
-        <w:t>（</w:t>
-      </w:r>
-      <w:r>
-        <w:rPr>
-          <w:rFonts w:hint="eastAsia" w:ascii="Times New Roman" w:hAnsi="Times New Roman" w:eastAsia="FangSong" w:cs="Times New Roman"/>
-        </w:rPr>
-        <w:t>教师版</w:t>
-      </w:r>
-      <w:r>
-        <w:rPr>
-          <w:rFonts w:hint="eastAsia" w:ascii="Times New Roman" w:hAnsi="Times New Roman" w:eastAsia="Times New Roman" w:cs="Times New Roman"/>
-        </w:rPr>
-        <w:t>）</w:t>
-      </w:r>
     </w:p>
     <w:p>
       <w:pPr>
@@ -5282,60 +4958,6 @@
         </w:rPr>
         <w:t>上海中学竞赛课程</w:t>
       </w:r>
-      <w:r>
-        <w:rPr>
-          <w:rFonts w:ascii="Times New Roman" w:hAnsi="Times New Roman" w:eastAsia="Times New Roman" w:cs="Times New Roman"/>
-        </w:rPr>
-        <w:t xml:space="preserve"> </w:t>
-      </w:r>
-      <w:r>
-        <w:rPr>
-          <w:rFonts w:hint="eastAsia" w:ascii="Times New Roman" w:hAnsi="Times New Roman" w:eastAsia="FangSong" w:cs="Times New Roman"/>
-        </w:rPr>
-        <w:t>曾用于</w:t>
-      </w:r>
-      <w:r>
-        <w:rPr>
-          <w:rFonts w:hint="eastAsia" w:ascii="Times New Roman" w:hAnsi="Times New Roman" w:eastAsia="Times New Roman" w:cs="Times New Roman"/>
-        </w:rPr>
-        <w:t>：</w:t>
-      </w:r>
-      <w:r>
-        <w:rPr>
-          <w:rFonts w:hint="eastAsia" w:ascii="Times New Roman" w:hAnsi="Times New Roman" w:eastAsia="FangSong" w:cs="Times New Roman"/>
-        </w:rPr>
-        <w:t>第一轮结构</w:t>
-      </w:r>
-      <w:r>
-        <w:rPr>
-          <w:rFonts w:hint="eastAsia" w:ascii="Times New Roman" w:hAnsi="Times New Roman" w:eastAsia="Times New Roman" w:cs="Times New Roman"/>
-        </w:rPr>
-        <w:t>·6-</w:t>
-      </w:r>
-      <w:r>
-        <w:rPr>
-          <w:rFonts w:hint="eastAsia" w:ascii="Times New Roman" w:hAnsi="Times New Roman" w:eastAsia="FangSong" w:cs="Times New Roman"/>
-        </w:rPr>
-        <w:t>有机分子结构初探</w:t>
-      </w:r>
-      <w:r>
-        <w:rPr>
-          <w:rFonts w:hint="eastAsia" w:ascii="Times New Roman" w:hAnsi="Times New Roman" w:eastAsia="Times New Roman" w:cs="Times New Roman"/>
-        </w:rPr>
-        <w:t>（</w:t>
-      </w:r>
-      <w:r>
-        <w:rPr>
-          <w:rFonts w:hint="eastAsia" w:ascii="Times New Roman" w:hAnsi="Times New Roman" w:eastAsia="FangSong" w:cs="Times New Roman"/>
-        </w:rPr>
-        <w:t>教师版</w:t>
-      </w:r>
-      <w:r>
-        <w:rPr>
-          <w:rFonts w:hint="eastAsia" w:ascii="Times New Roman" w:hAnsi="Times New Roman" w:eastAsia="Times New Roman" w:cs="Times New Roman"/>
-        </w:rPr>
-        <w:t>）</w:t>
-      </w:r>
     </w:p>
     <w:p>
       <w:pPr>
@@ -5931,60 +5553,6 @@
         </w:rPr>
         <w:t>上海中学竞赛课程</w:t>
       </w:r>
-      <w:r>
-        <w:rPr>
-          <w:rFonts w:ascii="Times New Roman" w:hAnsi="Times New Roman" w:eastAsia="Times New Roman" w:cs="Times New Roman"/>
-        </w:rPr>
-        <w:t xml:space="preserve"> </w:t>
-      </w:r>
-      <w:r>
-        <w:rPr>
-          <w:rFonts w:hint="eastAsia" w:ascii="Times New Roman" w:hAnsi="Times New Roman" w:eastAsia="FangSong" w:cs="Times New Roman"/>
-        </w:rPr>
-        <w:t>曾用于</w:t>
-      </w:r>
-      <w:r>
-        <w:rPr>
-          <w:rFonts w:hint="eastAsia" w:ascii="Times New Roman" w:hAnsi="Times New Roman" w:eastAsia="Times New Roman" w:cs="Times New Roman"/>
-        </w:rPr>
-        <w:t>：</w:t>
-      </w:r>
-      <w:r>
-        <w:rPr>
-          <w:rFonts w:hint="eastAsia" w:ascii="Times New Roman" w:hAnsi="Times New Roman" w:eastAsia="FangSong" w:cs="Times New Roman"/>
-        </w:rPr>
-        <w:t>第一轮结构</w:t>
-      </w:r>
-      <w:r>
-        <w:rPr>
-          <w:rFonts w:hint="eastAsia" w:ascii="Times New Roman" w:hAnsi="Times New Roman" w:eastAsia="Times New Roman" w:cs="Times New Roman"/>
-        </w:rPr>
-        <w:t>·6-</w:t>
-      </w:r>
-      <w:r>
-        <w:rPr>
-          <w:rFonts w:hint="eastAsia" w:ascii="Times New Roman" w:hAnsi="Times New Roman" w:eastAsia="FangSong" w:cs="Times New Roman"/>
-        </w:rPr>
-        <w:t>有机分子结构初探</w:t>
-      </w:r>
-      <w:r>
-        <w:rPr>
-          <w:rFonts w:hint="eastAsia" w:ascii="Times New Roman" w:hAnsi="Times New Roman" w:eastAsia="Times New Roman" w:cs="Times New Roman"/>
-        </w:rPr>
-        <w:t>（</w:t>
-      </w:r>
-      <w:r>
-        <w:rPr>
-          <w:rFonts w:hint="eastAsia" w:ascii="Times New Roman" w:hAnsi="Times New Roman" w:eastAsia="FangSong" w:cs="Times New Roman"/>
-        </w:rPr>
-        <w:t>教师版</w:t>
-      </w:r>
-      <w:r>
-        <w:rPr>
-          <w:rFonts w:hint="eastAsia" w:ascii="Times New Roman" w:hAnsi="Times New Roman" w:eastAsia="Times New Roman" w:cs="Times New Roman"/>
-        </w:rPr>
-        <w:t>）</w:t>
-      </w:r>
     </w:p>
     <w:p>
       <w:pPr>
@@ -6598,60 +6166,6 @@
         </w:rPr>
         <w:t>上海中学竞赛课程</w:t>
       </w:r>
-      <w:r>
-        <w:rPr>
-          <w:rFonts w:ascii="Times New Roman" w:hAnsi="Times New Roman" w:eastAsia="Times New Roman" w:cs="Times New Roman"/>
-        </w:rPr>
-        <w:t xml:space="preserve"> </w:t>
-      </w:r>
-      <w:r>
-        <w:rPr>
-          <w:rFonts w:hint="eastAsia" w:ascii="Times New Roman" w:hAnsi="Times New Roman" w:eastAsia="FangSong" w:cs="Times New Roman"/>
-        </w:rPr>
-        <w:t>曾用于</w:t>
-      </w:r>
-      <w:r>
-        <w:rPr>
-          <w:rFonts w:hint="eastAsia" w:ascii="Times New Roman" w:hAnsi="Times New Roman" w:eastAsia="Times New Roman" w:cs="Times New Roman"/>
-        </w:rPr>
-        <w:t>：</w:t>
-      </w:r>
-      <w:r>
-        <w:rPr>
-          <w:rFonts w:hint="eastAsia" w:ascii="Times New Roman" w:hAnsi="Times New Roman" w:eastAsia="FangSong" w:cs="Times New Roman"/>
-        </w:rPr>
-        <w:t>第一轮结构</w:t>
-      </w:r>
-      <w:r>
-        <w:rPr>
-          <w:rFonts w:hint="eastAsia" w:ascii="Times New Roman" w:hAnsi="Times New Roman" w:eastAsia="Times New Roman" w:cs="Times New Roman"/>
-        </w:rPr>
-        <w:t>·6-</w:t>
-      </w:r>
-      <w:r>
-        <w:rPr>
-          <w:rFonts w:hint="eastAsia" w:ascii="Times New Roman" w:hAnsi="Times New Roman" w:eastAsia="FangSong" w:cs="Times New Roman"/>
-        </w:rPr>
-        <w:t>有机分子结构初探</w:t>
-      </w:r>
-      <w:r>
-        <w:rPr>
-          <w:rFonts w:hint="eastAsia" w:ascii="Times New Roman" w:hAnsi="Times New Roman" w:eastAsia="Times New Roman" w:cs="Times New Roman"/>
-        </w:rPr>
-        <w:t>（</w:t>
-      </w:r>
-      <w:r>
-        <w:rPr>
-          <w:rFonts w:hint="eastAsia" w:ascii="Times New Roman" w:hAnsi="Times New Roman" w:eastAsia="FangSong" w:cs="Times New Roman"/>
-        </w:rPr>
-        <w:t>教师版</w:t>
-      </w:r>
-      <w:r>
-        <w:rPr>
-          <w:rFonts w:hint="eastAsia" w:ascii="Times New Roman" w:hAnsi="Times New Roman" w:eastAsia="Times New Roman" w:cs="Times New Roman"/>
-        </w:rPr>
-        <w:t>）</w:t>
-      </w:r>
     </w:p>
     <w:p>
       <w:pPr>
@@ -7872,60 +7386,6 @@
           <w:rFonts w:hint="eastAsia" w:ascii="Times New Roman" w:hAnsi="Times New Roman" w:eastAsia="FangSong" w:cs="Times New Roman"/>
         </w:rPr>
         <w:t>上海中学竞赛课程</w:t>
-      </w:r>
-      <w:r>
-        <w:rPr>
-          <w:rFonts w:ascii="Times New Roman" w:hAnsi="Times New Roman" w:eastAsia="Times New Roman" w:cs="Times New Roman"/>
-        </w:rPr>
-        <w:t xml:space="preserve"> </w:t>
-      </w:r>
-      <w:r>
-        <w:rPr>
-          <w:rFonts w:hint="eastAsia" w:ascii="Times New Roman" w:hAnsi="Times New Roman" w:eastAsia="FangSong" w:cs="Times New Roman"/>
-        </w:rPr>
-        <w:t>曾用于</w:t>
-      </w:r>
-      <w:r>
-        <w:rPr>
-          <w:rFonts w:hint="eastAsia" w:ascii="Times New Roman" w:hAnsi="Times New Roman" w:eastAsia="Times New Roman" w:cs="Times New Roman"/>
-        </w:rPr>
-        <w:t>：</w:t>
-      </w:r>
-      <w:r>
-        <w:rPr>
-          <w:rFonts w:hint="eastAsia" w:ascii="Times New Roman" w:hAnsi="Times New Roman" w:eastAsia="FangSong" w:cs="Times New Roman"/>
-        </w:rPr>
-        <w:t>第一轮结构</w:t>
-      </w:r>
-      <w:r>
-        <w:rPr>
-          <w:rFonts w:hint="eastAsia" w:ascii="Times New Roman" w:hAnsi="Times New Roman" w:eastAsia="Times New Roman" w:cs="Times New Roman"/>
-        </w:rPr>
-        <w:t>·6-</w:t>
-      </w:r>
-      <w:r>
-        <w:rPr>
-          <w:rFonts w:hint="eastAsia" w:ascii="Times New Roman" w:hAnsi="Times New Roman" w:eastAsia="FangSong" w:cs="Times New Roman"/>
-        </w:rPr>
-        <w:t>有机分子结构初探</w:t>
-      </w:r>
-      <w:r>
-        <w:rPr>
-          <w:rFonts w:hint="eastAsia" w:ascii="Times New Roman" w:hAnsi="Times New Roman" w:eastAsia="Times New Roman" w:cs="Times New Roman"/>
-        </w:rPr>
-        <w:t>（</w:t>
-      </w:r>
-      <w:r>
-        <w:rPr>
-          <w:rFonts w:hint="eastAsia" w:ascii="Times New Roman" w:hAnsi="Times New Roman" w:eastAsia="FangSong" w:cs="Times New Roman"/>
-        </w:rPr>
-        <w:t>教师版</w:t>
-      </w:r>
-      <w:r>
-        <w:rPr>
-          <w:rFonts w:hint="eastAsia" w:ascii="Times New Roman" w:hAnsi="Times New Roman" w:eastAsia="Times New Roman" w:cs="Times New Roman"/>
-        </w:rPr>
-        <w:t>）</w:t>
       </w:r>
     </w:p>
     <w:p>

--- a/00-首页/题组Word/第一轮·竞赛教材版/第一轮结构·6-有机分子结构初探（教师版）.docx
+++ b/00-首页/题组Word/第一轮·竞赛教材版/第一轮结构·6-有机分子结构初探（教师版）.docx
@@ -2198,6 +2198,8 @@
     <w:p>
       <w:pPr>
         <w:pStyle w:val="FirstParagraph"/>
+        <w:ind w:left="480" w:hanging="480"/>
+        <w:spacing w:after="0"/>
       </w:pPr>
       <w:r>
         <w:rPr>
@@ -2279,6 +2281,13 @@
         </w:rPr>
         <w:t>8</w:t>
       </w:r>
+    </w:p>
+    <w:p>
+      <w:pPr>
+        <w:pStyle w:val="FirstParagraph"/>
+        <w:ind w:left="480" w:hanging="480"/>
+        <w:spacing w:before="0" w:after="0"/>
+      </w:pPr>
       <w:r>
         <w:rPr>
           <w:rFonts w:hint="eastAsia" w:ascii="Times New Roman" w:hAnsi="Times New Roman" w:eastAsia="Times New Roman" w:cs="Times New Roman"/>
@@ -2303,6 +2312,13 @@
         </w:rPr>
         <w:t>在伊顿研究小组工作的博士后合成了这种烷的四硝基衍生物</w:t>
       </w:r>
+    </w:p>
+    <w:p>
+      <w:pPr>
+        <w:pStyle w:val="FirstParagraph"/>
+        <w:ind w:left="480" w:hanging="480"/>
+        <w:spacing w:before="0" w:after="0"/>
+      </w:pPr>
       <w:r>
         <w:rPr>
           <w:rFonts w:hint="eastAsia" w:ascii="Times New Roman" w:hAnsi="Times New Roman" w:eastAsia="Times New Roman" w:cs="Times New Roman"/>
@@ -2375,6 +2391,13 @@
         </w:rPr>
         <w:t>得到立方烷的四酰胺基衍生物</w:t>
       </w:r>
+    </w:p>
+    <w:p>
+      <w:pPr>
+        <w:pStyle w:val="FirstParagraph"/>
+        <w:ind w:left="480" w:hanging="480"/>
+        <w:spacing w:before="0" w:after="180"/>
+      </w:pPr>
       <w:r>
         <w:rPr>
           <w:rFonts w:hint="eastAsia" w:ascii="Times New Roman" w:hAnsi="Times New Roman" w:eastAsia="Times New Roman" w:cs="Times New Roman"/>
@@ -3937,12 +3960,7 @@
       </w:r>
     </w:p>
     <w:p>
-      <w:pPr>
-        <w:numPr>
-          <w:ilvl w:val="0"/>
-          <w:numId w:val="1006"/>
-        </w:numPr>
-      </w:pPr>
+      <w:pPr/>
       <w:r>
         <w:rPr>
           <w:rFonts w:ascii="Times New Roman" w:hAnsi="Times New Roman" w:eastAsia="Times New Roman" w:cs="Times New Roman"/>
@@ -5484,7 +5502,7 @@
         </w:rPr>
         <w:drawing>
           <wp:inline>
-            <wp:extent cx="2057400" cy="1562100"/>
+            <wp:extent cx="2057400" cy="1523518"/>
             <wp:effectExtent b="0" l="0" r="0" t="0"/>
             <wp:docPr descr="" title="" id="17" name="Picture"/>
             <a:graphic>
@@ -5505,7 +5523,7 @@
                   <pic:spPr bwMode="auto">
                     <a:xfrm>
                       <a:off x="0" y="0"/>
-                      <a:ext cx="2057400" cy="1562100"/>
+                      <a:ext cx="2057400" cy="1523518"/>
                     </a:xfrm>
                     <a:prstGeom prst="rect">
                       <a:avLst/>
@@ -5539,7 +5557,7 @@
         </w:rPr>
         <w:drawing>
           <wp:inline>
-            <wp:extent cx="1638300" cy="1422400"/>
+            <wp:extent cx="1638300" cy="1411868"/>
             <wp:effectExtent b="0" l="0" r="0" t="0"/>
             <wp:docPr descr="" title="" id="20" name="Picture"/>
             <a:graphic>
@@ -5560,7 +5578,7 @@
                   <pic:spPr bwMode="auto">
                     <a:xfrm>
                       <a:off x="0" y="0"/>
-                      <a:ext cx="1638300" cy="1422400"/>
+                      <a:ext cx="1638300" cy="1411868"/>
                     </a:xfrm>
                     <a:prstGeom prst="rect">
                       <a:avLst/>
@@ -5594,7 +5612,7 @@
         </w:rPr>
         <w:drawing>
           <wp:inline>
-            <wp:extent cx="2095500" cy="1600200"/>
+            <wp:extent cx="2095500" cy="1542699"/>
             <wp:effectExtent b="0" l="0" r="0" t="0"/>
             <wp:docPr descr="" title="" id="23" name="Picture"/>
             <a:graphic>
@@ -5615,7 +5633,7 @@
                   <pic:spPr bwMode="auto">
                     <a:xfrm>
                       <a:off x="0" y="0"/>
-                      <a:ext cx="2095500" cy="1600200"/>
+                      <a:ext cx="2095500" cy="1542699"/>
                     </a:xfrm>
                     <a:prstGeom prst="rect">
                       <a:avLst/>
@@ -5649,7 +5667,7 @@
         </w:rPr>
         <w:drawing>
           <wp:inline>
-            <wp:extent cx="2616200" cy="1308100"/>
+            <wp:extent cx="2616200" cy="1268857"/>
             <wp:effectExtent b="0" l="0" r="0" t="0"/>
             <wp:docPr descr="" title="" id="26" name="Picture"/>
             <a:graphic>
@@ -5670,7 +5688,7 @@
                   <pic:spPr bwMode="auto">
                     <a:xfrm>
                       <a:off x="0" y="0"/>
-                      <a:ext cx="2616200" cy="1308100"/>
+                      <a:ext cx="2616200" cy="1268857"/>
                     </a:xfrm>
                     <a:prstGeom prst="rect">
                       <a:avLst/>
@@ -5704,7 +5722,7 @@
         </w:rPr>
         <w:drawing>
           <wp:inline>
-            <wp:extent cx="2590800" cy="965200"/>
+            <wp:extent cx="2590800" cy="906780"/>
             <wp:effectExtent b="0" l="0" r="0" t="0"/>
             <wp:docPr descr="" title="" id="29" name="Picture"/>
             <a:graphic>
@@ -5725,7 +5743,7 @@
                   <pic:spPr bwMode="auto">
                     <a:xfrm>
                       <a:off x="0" y="0"/>
-                      <a:ext cx="2590800" cy="965200"/>
+                      <a:ext cx="2590800" cy="906780"/>
                     </a:xfrm>
                     <a:prstGeom prst="rect">
                       <a:avLst/>
@@ -5759,7 +5777,7 @@
         </w:rPr>
         <w:drawing>
           <wp:inline>
-            <wp:extent cx="3187700" cy="1498600"/>
+            <wp:extent cx="3187700" cy="1464269"/>
             <wp:effectExtent b="0" l="0" r="0" t="0"/>
             <wp:docPr descr="" title="" id="32" name="Picture"/>
             <a:graphic>
@@ -5780,7 +5798,7 @@
                   <pic:spPr bwMode="auto">
                     <a:xfrm>
                       <a:off x="0" y="0"/>
-                      <a:ext cx="3187700" cy="1498600"/>
+                      <a:ext cx="3187700" cy="1464269"/>
                     </a:xfrm>
                     <a:prstGeom prst="rect">
                       <a:avLst/>
@@ -5814,7 +5832,7 @@
         </w:rPr>
         <w:drawing>
           <wp:inline>
-            <wp:extent cx="1447800" cy="1308100"/>
+            <wp:extent cx="1447800" cy="1301692"/>
             <wp:effectExtent b="0" l="0" r="0" t="0"/>
             <wp:docPr descr="" title="" id="35" name="Picture"/>
             <a:graphic>
@@ -5835,7 +5853,7 @@
                   <pic:spPr bwMode="auto">
                     <a:xfrm>
                       <a:off x="0" y="0"/>
-                      <a:ext cx="1447800" cy="1308100"/>
+                      <a:ext cx="1447800" cy="1301692"/>
                     </a:xfrm>
                     <a:prstGeom prst="rect">
                       <a:avLst/>
@@ -6076,7 +6094,7 @@
         </w:rPr>
         <w:drawing>
           <wp:inline>
-            <wp:extent cx="3111500" cy="1638300"/>
+            <wp:extent cx="3111500" cy="1607608"/>
             <wp:effectExtent b="0" l="0" r="0" t="0"/>
             <wp:docPr descr="" title="" id="39" name="Picture"/>
             <a:graphic>
@@ -6097,7 +6115,7 @@
                   <pic:spPr bwMode="auto">
                     <a:xfrm>
                       <a:off x="0" y="0"/>
-                      <a:ext cx="3111500" cy="1638300"/>
+                      <a:ext cx="3111500" cy="1607608"/>
                     </a:xfrm>
                     <a:prstGeom prst="rect">
                       <a:avLst/>

--- a/00-首页/题组Word/第一轮·竞赛教材版/第一轮结构·6-有机分子结构初探（教师版）.docx
+++ b/00-首页/题组Word/第一轮·竞赛教材版/第一轮结构·6-有机分子结构初探（教师版）.docx
@@ -2198,8 +2198,6 @@
     <w:p>
       <w:pPr>
         <w:pStyle w:val="FirstParagraph"/>
-        <w:ind w:left="480" w:hanging="480"/>
-        <w:spacing w:after="0"/>
       </w:pPr>
       <w:r>
         <w:rPr>
@@ -2281,13 +2279,6 @@
         </w:rPr>
         <w:t>8</w:t>
       </w:r>
-    </w:p>
-    <w:p>
-      <w:pPr>
-        <w:pStyle w:val="FirstParagraph"/>
-        <w:ind w:left="480" w:hanging="480"/>
-        <w:spacing w:before="0" w:after="0"/>
-      </w:pPr>
       <w:r>
         <w:rPr>
           <w:rFonts w:hint="eastAsia" w:ascii="Times New Roman" w:hAnsi="Times New Roman" w:eastAsia="Times New Roman" w:cs="Times New Roman"/>
@@ -2312,13 +2303,6 @@
         </w:rPr>
         <w:t>在伊顿研究小组工作的博士后合成了这种烷的四硝基衍生物</w:t>
       </w:r>
-    </w:p>
-    <w:p>
-      <w:pPr>
-        <w:pStyle w:val="FirstParagraph"/>
-        <w:ind w:left="480" w:hanging="480"/>
-        <w:spacing w:before="0" w:after="0"/>
-      </w:pPr>
       <w:r>
         <w:rPr>
           <w:rFonts w:hint="eastAsia" w:ascii="Times New Roman" w:hAnsi="Times New Roman" w:eastAsia="Times New Roman" w:cs="Times New Roman"/>
@@ -2391,13 +2375,6 @@
         </w:rPr>
         <w:t>得到立方烷的四酰胺基衍生物</w:t>
       </w:r>
-    </w:p>
-    <w:p>
-      <w:pPr>
-        <w:pStyle w:val="FirstParagraph"/>
-        <w:ind w:left="480" w:hanging="480"/>
-        <w:spacing w:before="0" w:after="180"/>
-      </w:pPr>
       <w:r>
         <w:rPr>
           <w:rFonts w:hint="eastAsia" w:ascii="Times New Roman" w:hAnsi="Times New Roman" w:eastAsia="Times New Roman" w:cs="Times New Roman"/>

--- a/00-首页/题组Word/第一轮·竞赛教材版/第一轮结构·6-有机分子结构初探（教师版）.docx
+++ b/00-首页/题组Word/第一轮·竞赛教材版/第一轮结构·6-有机分子结构初探（教师版）.docx
@@ -57,6 +57,14 @@
       <w:tblPr>
         <w:tblStyle w:val="Table"/>
         <w:tblW w:type="auto" w:w="0"/>
+        <w:tblBorders>
+          <w:top w:val="single" w:sz="12" w:space="0" w:color="000000"/>
+          <w:left w:val="none" w:sz="0" w:space="0" w:color="auto"/>
+          <w:bottom w:val="single" w:sz="12" w:space="0" w:color="000000"/>
+          <w:right w:val="none" w:sz="0" w:space="0" w:color="auto"/>
+          <w:insideH w:val="none" w:sz="0" w:space="0" w:color="auto"/>
+          <w:insideV w:val="none" w:sz="0" w:space="0" w:color="auto"/>
+        </w:tblBorders>
         <w:tblLook w:firstRow="1" w:lastRow="0" w:firstColumn="0" w:lastColumn="0" w:noHBand="0" w:noVBand="0" w:val="0020"/>
       </w:tblPr>
       <w:tblGrid>
@@ -69,7 +77,11 @@
           <w:tblHeader w:val="on"/>
         </w:trPr>
         <w:tc>
-          <w:tcPr/>
+          <w:tcPr>
+            <w:tcBorders>
+              <w:bottom w:val="single" w:sz="8" w:space="0" w:color="000000"/>
+            </w:tcBorders>
+          </w:tcPr>
           <w:p>
             <w:pPr>
               <w:pStyle w:val="Compact"/>
@@ -85,7 +97,11 @@
           </w:p>
         </w:tc>
         <w:tc>
-          <w:tcPr/>
+          <w:tcPr>
+            <w:tcBorders>
+              <w:bottom w:val="single" w:sz="8" w:space="0" w:color="000000"/>
+            </w:tcBorders>
+          </w:tcPr>
           <w:p>
             <w:pPr>
               <w:pStyle w:val="Compact"/>
@@ -101,7 +117,11 @@
           </w:p>
         </w:tc>
         <w:tc>
-          <w:tcPr/>
+          <w:tcPr>
+            <w:tcBorders>
+              <w:bottom w:val="single" w:sz="8" w:space="0" w:color="000000"/>
+            </w:tcBorders>
+          </w:tcPr>
           <w:p>
             <w:pPr>
               <w:pStyle w:val="Compact"/>
@@ -7541,7 +7561,7 @@
     <ns0:rPr>
       <ns0:rFonts ns0:ascii="Times New Roman" ns0:cs="Times New Roman" ns0:eastAsia="SimHei" ns0:hAnsi="Times New Roman"/>
       <ns0:b/>
-      <ns0:color ns0:val="17324D"/>
+      <ns0:color ns0:val="000000"/>
       <ns0:sz ns0:val="44"/>
       <ns0:szCs ns0:val="56"/>
     </ns0:rPr>
@@ -7683,7 +7703,7 @@
     <ns0:rPr>
       <ns0:rFonts ns0:ascii="Times New Roman" ns0:cs="Times New Roman" ns0:eastAsia="SimHei" ns0:hAnsi="Times New Roman"/>
       <ns0:b/>
-      <ns0:color ns0:val="17324D"/>
+      <ns0:color ns0:val="000000"/>
       <ns0:sz ns0:val="32"/>
       <ns0:szCs ns0:val="40"/>
     </ns0:rPr>
@@ -7707,7 +7727,7 @@
     <ns0:rPr>
       <ns0:rFonts ns0:ascii="Times New Roman" ns0:cs="Times New Roman" ns0:eastAsia="SimHei" ns0:hAnsi="Times New Roman"/>
       <ns0:b/>
-      <ns0:color ns0:val="17324D"/>
+      <ns0:color ns0:val="000000"/>
       <ns0:sz ns0:val="28"/>
       <ns0:szCs ns0:val="32"/>
     </ns0:rPr>
@@ -7731,7 +7751,7 @@
     <ns0:rPr>
       <ns0:rFonts ns0:ascii="Times New Roman" ns0:cs="Times New Roman" ns0:eastAsia="SimHei" ns0:hAnsi="Times New Roman"/>
       <ns0:b/>
-      <ns0:color ns0:val="17324D"/>
+      <ns0:color ns0:val="000000"/>
       <ns0:sz ns0:val="25"/>
       <ns0:szCs ns0:val="28"/>
     </ns0:rPr>

--- a/00-首页/题组Word/第一轮·竞赛教材版/第一轮结构·6-有机分子结构初探（教师版）.docx
+++ b/00-首页/题组Word/第一轮·竞赛教材版/第一轮结构·6-有机分子结构初探（教师版）.docx
@@ -40,6 +40,270 @@
         <w:t>练习</w:t>
       </w:r>
     </w:p>
+    <w:p>
+      <w:pPr>
+        <w:pStyle w:val="BlockText"/>
+        <w:ind w:firstLine="420"/>
+      </w:pPr>
+      <w:r>
+        <w:rPr>
+          <w:rFonts w:hint="eastAsia" w:ascii="Times New Roman" w:hAnsi="Times New Roman" w:eastAsia="FangSong" w:cs="Times New Roman"/>
+          <w:b/>
+          <w:bCs/>
+        </w:rPr>
+        <w:t xml:space="preserve">题源</w:t>
+      </w:r>
+      <w:r>
+        <w:rPr>
+          <w:rFonts w:hint="eastAsia" w:ascii="Times New Roman" w:hAnsi="Times New Roman" w:eastAsia="Times New Roman" w:cs="Times New Roman"/>
+        </w:rPr>
+        <w:t>：</w:t>
+      </w:r>
+      <w:r>
+        <w:rPr>
+          <w:rFonts w:hint="eastAsia" w:ascii="Times New Roman" w:hAnsi="Times New Roman" w:eastAsia="FangSong" w:cs="Times New Roman"/>
+        </w:rPr>
+        <w:t>竞赛导向题集</w:t>
+      </w:r>
+      <w:r>
+        <w:rPr>
+          <w:rFonts w:hint="eastAsia" w:ascii="Times New Roman" w:hAnsi="Times New Roman" w:eastAsia="Times New Roman" w:cs="Times New Roman"/>
+        </w:rPr>
+        <w:t>（</w:t>
+      </w:r>
+      <w:r>
+        <w:rPr>
+          <w:rFonts w:hint="eastAsia" w:ascii="Times New Roman" w:hAnsi="Times New Roman" w:eastAsia="FangSong" w:cs="Times New Roman"/>
+        </w:rPr>
+        <w:t>真题</w:t>
+      </w:r>
+      <w:r>
+        <w:rPr>
+          <w:rFonts w:hint="eastAsia" w:ascii="Times New Roman" w:hAnsi="Times New Roman" w:eastAsia="Times New Roman" w:cs="Times New Roman"/>
+        </w:rPr>
+        <w:t>／</w:t>
+      </w:r>
+      <w:r>
+        <w:rPr>
+          <w:rFonts w:hint="eastAsia" w:ascii="Times New Roman" w:hAnsi="Times New Roman" w:eastAsia="FangSong" w:cs="Times New Roman"/>
+        </w:rPr>
+        <w:t>专项卷</w:t>
+      </w:r>
+      <w:r>
+        <w:rPr>
+          <w:rFonts w:hint="eastAsia" w:ascii="Times New Roman" w:hAnsi="Times New Roman" w:eastAsia="Times New Roman" w:cs="Times New Roman"/>
+        </w:rPr>
+        <w:t>／</w:t>
+      </w:r>
+      <w:r>
+        <w:rPr>
+          <w:rFonts w:hint="eastAsia" w:ascii="Times New Roman" w:hAnsi="Times New Roman" w:eastAsia="FangSong" w:cs="Times New Roman"/>
+        </w:rPr>
+        <w:t>竞赛教程</w:t>
+      </w:r>
+      <w:r>
+        <w:rPr>
+          <w:rFonts w:hint="eastAsia" w:ascii="Times New Roman" w:hAnsi="Times New Roman" w:eastAsia="Times New Roman" w:cs="Times New Roman"/>
+        </w:rPr>
+        <w:t>／</w:t>
+      </w:r>
+      <w:r>
+        <w:rPr>
+          <w:rFonts w:hint="eastAsia" w:ascii="Times New Roman" w:hAnsi="Times New Roman" w:eastAsia="FangSong" w:cs="Times New Roman"/>
+        </w:rPr>
+        <w:t>竞赛讲义</w:t>
+      </w:r>
+      <w:r>
+        <w:rPr>
+          <w:rFonts w:hint="eastAsia" w:ascii="Times New Roman" w:hAnsi="Times New Roman" w:eastAsia="Times New Roman" w:cs="Times New Roman"/>
+        </w:rPr>
+        <w:t>），</w:t>
+      </w:r>
+      <w:r>
+        <w:rPr>
+          <w:rFonts w:hint="eastAsia" w:ascii="Times New Roman" w:hAnsi="Times New Roman" w:eastAsia="FangSong" w:cs="Times New Roman"/>
+        </w:rPr>
+        <w:t>不含大学教材课后习题</w:t>
+      </w:r>
+      <w:r>
+        <w:rPr>
+          <w:rFonts w:hint="eastAsia" w:ascii="Times New Roman" w:hAnsi="Times New Roman" w:eastAsia="Times New Roman" w:cs="Times New Roman"/>
+        </w:rPr>
+        <w:t>。</w:t>
+      </w:r>
+      <w:r>
+        <w:rPr>
+          <w:rFonts w:ascii="Times New Roman" w:hAnsi="Times New Roman" w:eastAsia="Times New Roman" w:cs="Times New Roman"/>
+        </w:rPr>
+        <w:t xml:space="preserve"> </w:t>
+      </w:r>
+      <w:r>
+        <w:rPr>
+          <w:rFonts w:hint="eastAsia" w:ascii="Times New Roman" w:hAnsi="Times New Roman" w:eastAsia="FangSong" w:cs="Times New Roman"/>
+          <w:b/>
+          <w:bCs/>
+        </w:rPr>
+        <w:t xml:space="preserve">难度分布</w:t>
+      </w:r>
+      <w:r>
+        <w:rPr>
+          <w:rFonts w:hint="eastAsia" w:ascii="Times New Roman" w:hAnsi="Times New Roman" w:eastAsia="Times New Roman" w:cs="Times New Roman"/>
+        </w:rPr>
+        <w:t>：</w:t>
+      </w:r>
+      <w:r>
+        <w:rPr>
+          <w:rFonts w:hint="eastAsia" w:ascii="Times New Roman" w:hAnsi="Times New Roman" w:eastAsia="FangSong" w:cs="Times New Roman"/>
+        </w:rPr>
+        <w:t>基础</w:t>
+      </w:r>
+      <w:r>
+        <w:rPr>
+          <w:rFonts w:hint="eastAsia" w:ascii="Times New Roman" w:hAnsi="Times New Roman" w:eastAsia="Times New Roman" w:cs="Times New Roman"/>
+        </w:rPr>
+        <w:t>（≤2）0</w:t>
+      </w:r>
+      <w:r>
+        <w:rPr>
+          <w:rFonts w:ascii="Times New Roman" w:hAnsi="Times New Roman" w:eastAsia="Times New Roman" w:cs="Times New Roman"/>
+        </w:rPr>
+        <w:t xml:space="preserve"> </w:t>
+      </w:r>
+      <w:r>
+        <w:rPr>
+          <w:rFonts w:hint="eastAsia" w:ascii="Times New Roman" w:hAnsi="Times New Roman" w:eastAsia="FangSong" w:cs="Times New Roman"/>
+        </w:rPr>
+        <w:t xml:space="preserve">题</w:t>
+      </w:r>
+      <w:r>
+        <w:rPr>
+          <w:rFonts w:ascii="Times New Roman" w:hAnsi="Times New Roman" w:eastAsia="Times New Roman" w:cs="Times New Roman"/>
+        </w:rPr>
+        <w:t xml:space="preserve"> + </w:t>
+      </w:r>
+      <w:r>
+        <w:rPr>
+          <w:rFonts w:hint="eastAsia" w:ascii="Times New Roman" w:hAnsi="Times New Roman" w:eastAsia="FangSong" w:cs="Times New Roman"/>
+        </w:rPr>
+        <w:t>进阶</w:t>
+      </w:r>
+      <w:r>
+        <w:rPr>
+          <w:rFonts w:hint="eastAsia" w:ascii="Times New Roman" w:hAnsi="Times New Roman" w:eastAsia="Times New Roman" w:cs="Times New Roman"/>
+        </w:rPr>
+        <w:t>（=3）9</w:t>
+      </w:r>
+      <w:r>
+        <w:rPr>
+          <w:rFonts w:ascii="Times New Roman" w:hAnsi="Times New Roman" w:eastAsia="Times New Roman" w:cs="Times New Roman"/>
+        </w:rPr>
+        <w:t xml:space="preserve"> </w:t>
+      </w:r>
+      <w:r>
+        <w:rPr>
+          <w:rFonts w:hint="eastAsia" w:ascii="Times New Roman" w:hAnsi="Times New Roman" w:eastAsia="FangSong" w:cs="Times New Roman"/>
+        </w:rPr>
+        <w:t xml:space="preserve">题</w:t>
+      </w:r>
+      <w:r>
+        <w:rPr>
+          <w:rFonts w:ascii="Times New Roman" w:hAnsi="Times New Roman" w:eastAsia="Times New Roman" w:cs="Times New Roman"/>
+        </w:rPr>
+        <w:t xml:space="preserve"> + </w:t>
+      </w:r>
+      <w:r>
+        <w:rPr>
+          <w:rFonts w:hint="eastAsia" w:ascii="Times New Roman" w:hAnsi="Times New Roman" w:eastAsia="FangSong" w:cs="Times New Roman"/>
+        </w:rPr>
+        <w:t>挑战</w:t>
+      </w:r>
+      <w:r>
+        <w:rPr>
+          <w:rFonts w:hint="eastAsia" w:ascii="Times New Roman" w:hAnsi="Times New Roman" w:eastAsia="Times New Roman" w:cs="Times New Roman"/>
+        </w:rPr>
+        <w:t>（≥4）0</w:t>
+      </w:r>
+      <w:r>
+        <w:rPr>
+          <w:rFonts w:ascii="Times New Roman" w:hAnsi="Times New Roman" w:eastAsia="Times New Roman" w:cs="Times New Roman"/>
+        </w:rPr>
+        <w:t xml:space="preserve"> </w:t>
+      </w:r>
+      <w:r>
+        <w:rPr>
+          <w:rFonts w:hint="eastAsia" w:ascii="Times New Roman" w:hAnsi="Times New Roman" w:eastAsia="FangSong" w:cs="Times New Roman"/>
+        </w:rPr>
+        <w:t>题</w:t>
+      </w:r>
+      <w:r>
+        <w:rPr>
+          <w:rFonts w:hint="eastAsia" w:ascii="Times New Roman" w:hAnsi="Times New Roman" w:eastAsia="Times New Roman" w:cs="Times New Roman"/>
+        </w:rPr>
+        <w:t>，</w:t>
+      </w:r>
+      <w:r>
+        <w:rPr>
+          <w:rFonts w:hint="eastAsia" w:ascii="Times New Roman" w:hAnsi="Times New Roman" w:eastAsia="FangSong" w:cs="Times New Roman"/>
+        </w:rPr>
+        <w:t>共</w:t>
+      </w:r>
+      <w:r>
+        <w:rPr>
+          <w:rFonts w:ascii="Times New Roman" w:hAnsi="Times New Roman" w:eastAsia="Times New Roman" w:cs="Times New Roman"/>
+        </w:rPr>
+        <w:t xml:space="preserve"> 9 </w:t>
+      </w:r>
+      <w:r>
+        <w:rPr>
+          <w:rFonts w:hint="eastAsia" w:ascii="Times New Roman" w:hAnsi="Times New Roman" w:eastAsia="FangSong" w:cs="Times New Roman"/>
+        </w:rPr>
+        <w:t>题</w:t>
+      </w:r>
+      <w:r>
+        <w:rPr>
+          <w:rFonts w:hint="eastAsia" w:ascii="Times New Roman" w:hAnsi="Times New Roman" w:eastAsia="Times New Roman" w:cs="Times New Roman"/>
+        </w:rPr>
+        <w:t>。</w:t>
+      </w:r>
+      <w:r>
+        <w:rPr>
+          <w:rFonts w:ascii="Times New Roman" w:hAnsi="Times New Roman" w:eastAsia="Times New Roman" w:cs="Times New Roman"/>
+        </w:rPr>
+        <w:t xml:space="preserve"> </w:t>
+      </w:r>
+      <w:r>
+        <w:rPr>
+          <w:rFonts w:hint="eastAsia" w:ascii="Times New Roman" w:hAnsi="Times New Roman" w:eastAsia="FangSong" w:cs="Times New Roman"/>
+          <w:b/>
+          <w:bCs/>
+        </w:rPr>
+        <w:t xml:space="preserve">学生版</w:t>
+      </w:r>
+      <w:r>
+        <w:rPr>
+          <w:rFonts w:hint="eastAsia" w:ascii="Times New Roman" w:hAnsi="Times New Roman" w:eastAsia="FangSong" w:cs="Times New Roman"/>
+        </w:rPr>
+        <w:t>同题号同序</w:t>
+      </w:r>
+      <w:r>
+        <w:rPr>
+          <w:rFonts w:hint="eastAsia" w:ascii="Times New Roman" w:hAnsi="Times New Roman" w:eastAsia="Times New Roman" w:cs="Times New Roman"/>
+        </w:rPr>
+        <w:t>，</w:t>
+      </w:r>
+      <w:r>
+        <w:rPr>
+          <w:rFonts w:hint="eastAsia" w:ascii="Times New Roman" w:hAnsi="Times New Roman" w:eastAsia="FangSong" w:cs="Times New Roman"/>
+        </w:rPr>
+        <w:t>可直接印发</w:t>
+      </w:r>
+      <w:r>
+        <w:rPr>
+          <w:rFonts w:hint="eastAsia" w:ascii="Times New Roman" w:hAnsi="Times New Roman" w:eastAsia="Times New Roman" w:cs="Times New Roman"/>
+        </w:rPr>
+        <w:t>。</w:t>
+      </w:r>
+    </w:p>
     <w:bookmarkStart w:id="9" w:name="难度总览"/>
     <w:p>
       <w:pPr>
@@ -57,15 +321,16 @@
       <w:tblPr>
         <w:tblStyle w:val="Table"/>
         <w:tblW w:type="auto" w:w="0"/>
+        <w:tblLook w:firstRow="1" w:lastRow="0" w:firstColumn="0" w:lastColumn="0" w:noHBand="0" w:noVBand="0" w:val="0020"/>
+        <w:jc w:val="center"/>
         <w:tblBorders>
-          <w:top w:val="single" w:sz="12" w:space="0" w:color="000000"/>
-          <w:left w:val="none" w:sz="0" w:space="0" w:color="auto"/>
-          <w:bottom w:val="single" w:sz="12" w:space="0" w:color="000000"/>
-          <w:right w:val="none" w:sz="0" w:space="0" w:color="auto"/>
-          <w:insideH w:val="none" w:sz="0" w:space="0" w:color="auto"/>
-          <w:insideV w:val="none" w:sz="0" w:space="0" w:color="auto"/>
+          <w:top w:val="single" w:sz="12" w:space="0" w:color="333333"/>
+          <w:bottom w:val="single" w:sz="12" w:space="0" w:color="333333"/>
+          <w:left w:val="none"/>
+          <w:right w:val="none"/>
+          <w:insideH w:val="none"/>
+          <w:insideV w:val="none"/>
         </w:tblBorders>
-        <w:tblLook w:firstRow="1" w:lastRow="0" w:firstColumn="0" w:lastColumn="0" w:noHBand="0" w:noVBand="0" w:val="0020"/>
       </w:tblPr>
       <w:tblGrid>
         <w:gridCol w:w="2640"/>
@@ -79,7 +344,7 @@
         <w:tc>
           <w:tcPr>
             <w:tcBorders>
-              <w:bottom w:val="single" w:sz="8" w:space="0" w:color="000000"/>
+              <w:bottom w:val="single" w:sz="6" w:space="0" w:color="333333"/>
             </w:tcBorders>
           </w:tcPr>
           <w:p>
@@ -99,7 +364,7 @@
         <w:tc>
           <w:tcPr>
             <w:tcBorders>
-              <w:bottom w:val="single" w:sz="8" w:space="0" w:color="000000"/>
+              <w:bottom w:val="single" w:sz="6" w:space="0" w:color="333333"/>
             </w:tcBorders>
           </w:tcPr>
           <w:p>
@@ -119,7 +384,7 @@
         <w:tc>
           <w:tcPr>
             <w:tcBorders>
-              <w:bottom w:val="single" w:sz="8" w:space="0" w:color="000000"/>
+              <w:bottom w:val="single" w:sz="6" w:space="0" w:color="333333"/>
             </w:tcBorders>
           </w:tcPr>
           <w:p>
@@ -237,6 +502,7 @@
     <w:p>
       <w:pPr>
         <w:pStyle w:val="BlockText"/>
+        <w:ind w:firstLine="420"/>
       </w:pPr>
       <w:r>
         <w:rPr>
@@ -260,6 +526,7 @@
     <w:p>
       <w:pPr>
         <w:pStyle w:val="FirstParagraph"/>
+        <w:ind w:firstLine="420"/>
       </w:pPr>
       <w:r>
         <w:rPr>
@@ -412,6 +679,7 @@
     <w:p>
       <w:pPr>
         <w:pStyle w:val="BodyText"/>
+        <w:ind w:firstLine="420"/>
       </w:pPr>
       <w:r>
         <w:rPr>
@@ -471,6 +739,7 @@
     <w:p>
       <w:pPr>
         <w:pStyle w:val="BodyText"/>
+        <w:ind w:firstLine="420"/>
       </w:pPr>
       <w:r>
         <w:rPr>
@@ -493,6 +762,7 @@
           <w:ilvl w:val="0"/>
           <w:numId w:val="1001"/>
         </w:numPr>
+        <w:ind w:firstLine="420"/>
       </w:pPr>
       <w:r>
         <w:rPr>
@@ -804,6 +1074,7 @@
           <w:ilvl w:val="0"/>
           <w:numId w:val="1001"/>
         </w:numPr>
+        <w:ind w:firstLine="420"/>
       </w:pPr>
       <w:r>
         <w:rPr>
@@ -1444,6 +1715,7 @@
     <w:p>
       <w:pPr>
         <w:pStyle w:val="BlockText"/>
+        <w:ind w:firstLine="420"/>
       </w:pPr>
       <w:r>
         <w:rPr>
@@ -1467,6 +1739,7 @@
     <w:p>
       <w:pPr>
         <w:pStyle w:val="FirstParagraph"/>
+        <w:ind w:firstLine="420"/>
       </w:pPr>
       <w:r>
         <w:rPr>
@@ -1610,6 +1883,7 @@
     <w:p>
       <w:pPr>
         <w:pStyle w:val="BodyText"/>
+        <w:ind w:firstLine="420"/>
       </w:pPr>
       <w:r>
         <w:rPr>
@@ -1629,6 +1903,7 @@
     <w:p>
       <w:pPr>
         <w:pStyle w:val="BodyText"/>
+        <w:ind w:firstLine="420"/>
       </w:pPr>
       <w:r>
         <w:rPr>
@@ -1796,6 +2071,7 @@
     <w:p>
       <w:pPr>
         <w:pStyle w:val="BodyText"/>
+        <w:ind w:firstLine="420"/>
       </w:pPr>
       <w:r>
         <w:rPr>
@@ -1849,6 +2125,7 @@
     <w:p>
       <w:pPr>
         <w:pStyle w:val="BodyText"/>
+        <w:ind w:firstLine="420"/>
       </w:pPr>
       <w:r>
         <w:rPr>
@@ -1890,6 +2167,7 @@
     <w:p>
       <w:pPr>
         <w:pStyle w:val="BodyText"/>
+        <w:ind w:firstLine="420"/>
       </w:pPr>
       <w:r>
         <w:rPr>
@@ -1943,6 +2221,7 @@
     <w:p>
       <w:pPr>
         <w:pStyle w:val="BodyText"/>
+        <w:ind w:firstLine="420"/>
       </w:pPr>
       <w:r>
         <w:rPr>
@@ -2020,6 +2299,7 @@
     <w:p>
       <w:pPr>
         <w:pStyle w:val="BodyText"/>
+        <w:ind w:firstLine="420"/>
       </w:pPr>
       <w:r>
         <w:rPr>
@@ -2073,6 +2353,7 @@
     <w:p>
       <w:pPr>
         <w:pStyle w:val="BodyText"/>
+        <w:ind w:firstLine="420"/>
       </w:pPr>
       <w:r>
         <w:rPr>
@@ -2102,6 +2383,7 @@
     <w:p>
       <w:pPr>
         <w:pStyle w:val="BodyText"/>
+        <w:ind w:firstLine="420"/>
       </w:pPr>
       <w:r>
         <w:rPr>
@@ -2195,6 +2477,7 @@
     <w:p>
       <w:pPr>
         <w:pStyle w:val="BlockText"/>
+        <w:ind w:firstLine="420"/>
       </w:pPr>
       <w:r>
         <w:rPr>
@@ -2218,6 +2501,7 @@
     <w:p>
       <w:pPr>
         <w:pStyle w:val="FirstParagraph"/>
+        <w:ind w:firstLine="420"/>
       </w:pPr>
       <w:r>
         <w:rPr>
@@ -2453,6 +2737,7 @@
     <w:p>
       <w:pPr>
         <w:pStyle w:val="BodyText"/>
+        <w:ind w:firstLine="420"/>
       </w:pPr>
       <w:r>
         <w:rPr>
@@ -2515,6 +2800,7 @@
           <w:ilvl w:val="0"/>
           <w:numId w:val="1002"/>
         </w:numPr>
+        <w:ind w:firstLine="420"/>
       </w:pPr>
       <w:r>
         <w:rPr>
@@ -2547,6 +2833,7 @@
           <w:ilvl w:val="0"/>
           <w:numId w:val="1002"/>
         </w:numPr>
+        <w:ind w:firstLine="420"/>
       </w:pPr>
       <w:r>
         <w:rPr>
@@ -2633,6 +2920,7 @@
           <w:ilvl w:val="0"/>
           <w:numId w:val="1002"/>
         </w:numPr>
+        <w:ind w:firstLine="420"/>
       </w:pPr>
       <w:r>
         <w:rPr>
@@ -2656,6 +2944,7 @@
     <w:p>
       <w:pPr>
         <w:pStyle w:val="FirstParagraph"/>
+        <w:ind w:firstLine="420"/>
       </w:pPr>
       <w:r>
         <w:rPr>
@@ -2678,6 +2967,7 @@
           <w:ilvl w:val="0"/>
           <w:numId w:val="1003"/>
         </w:numPr>
+        <w:ind w:firstLine="420"/>
       </w:pPr>
       <w:r>
         <w:rPr>
@@ -2862,6 +3152,7 @@
           <w:ilvl w:val="0"/>
           <w:numId w:val="1003"/>
         </w:numPr>
+        <w:ind w:firstLine="420"/>
       </w:pPr>
       <w:r>
         <w:rPr>
@@ -3414,6 +3705,7 @@
     <w:p>
       <w:pPr>
         <w:pStyle w:val="FirstParagraph"/>
+        <w:ind w:firstLine="420"/>
       </w:pPr>
       <w:r>
         <w:rPr>
@@ -3453,6 +3745,7 @@
           <w:ilvl w:val="0"/>
           <w:numId w:val="1004"/>
         </w:numPr>
+        <w:ind w:firstLine="420"/>
       </w:pPr>
       <w:r>
         <w:rPr>
@@ -3552,6 +3845,7 @@
     <w:p>
       <w:pPr>
         <w:pStyle w:val="BlockText"/>
+        <w:ind w:firstLine="420"/>
       </w:pPr>
       <w:r>
         <w:rPr>
@@ -3575,6 +3869,7 @@
     <w:p>
       <w:pPr>
         <w:pStyle w:val="FirstParagraph"/>
+        <w:ind w:firstLine="420"/>
       </w:pPr>
       <w:r>
         <w:rPr>
@@ -3742,6 +4037,7 @@
           <w:ilvl w:val="0"/>
           <w:numId w:val="1005"/>
         </w:numPr>
+        <w:ind w:firstLine="420"/>
       </w:pPr>
       <w:r>
         <w:rPr>
@@ -3762,6 +4058,7 @@
           <w:ilvl w:val="0"/>
           <w:numId w:val="1005"/>
         </w:numPr>
+        <w:ind w:firstLine="420"/>
       </w:pPr>
       <w:r>
         <w:rPr>
@@ -3782,6 +4079,7 @@
           <w:ilvl w:val="0"/>
           <w:numId w:val="1005"/>
         </w:numPr>
+        <w:ind w:firstLine="420"/>
       </w:pPr>
       <w:r>
         <w:rPr>
@@ -3799,6 +4097,7 @@
     <w:p>
       <w:pPr>
         <w:pStyle w:val="FirstParagraph"/>
+        <w:ind w:firstLine="420"/>
       </w:pPr>
       <w:r>
         <w:rPr>
@@ -3821,6 +4120,7 @@
           <w:ilvl w:val="0"/>
           <w:numId w:val="1006"/>
         </w:numPr>
+        <w:ind w:firstLine="420"/>
       </w:pPr>
       <w:r>
         <w:rPr>
@@ -3957,7 +4257,13 @@
       </w:r>
     </w:p>
     <w:p>
-      <w:pPr/>
+      <w:pPr>
+        <w:numPr>
+          <w:ilvl w:val="0"/>
+          <w:numId w:val="1006"/>
+        </w:numPr>
+        <w:ind w:firstLine="420"/>
+      </w:pPr>
       <w:r>
         <w:rPr>
           <w:rFonts w:ascii="Times New Roman" w:hAnsi="Times New Roman" w:eastAsia="Times New Roman" w:cs="Times New Roman"/>
@@ -4128,6 +4434,7 @@
     <w:p>
       <w:pPr>
         <w:pStyle w:val="BlockText"/>
+        <w:ind w:firstLine="420"/>
       </w:pPr>
       <w:r>
         <w:rPr>
@@ -4151,6 +4458,7 @@
     <w:p>
       <w:pPr>
         <w:pStyle w:val="FirstParagraph"/>
+        <w:ind w:firstLine="420"/>
       </w:pPr>
       <w:r>
         <w:rPr>
@@ -4309,6 +4617,7 @@
           <w:ilvl w:val="0"/>
           <w:numId w:val="1007"/>
         </w:numPr>
+        <w:ind w:firstLine="420"/>
       </w:pPr>
       <w:r>
         <w:rPr>
@@ -4329,6 +4638,7 @@
           <w:ilvl w:val="0"/>
           <w:numId w:val="1007"/>
         </w:numPr>
+        <w:ind w:firstLine="420"/>
       </w:pPr>
       <w:r>
         <w:rPr>
@@ -4466,6 +4776,7 @@
     <w:p>
       <w:pPr>
         <w:pStyle w:val="FirstParagraph"/>
+        <w:ind w:firstLine="420"/>
       </w:pPr>
       <w:r>
         <w:rPr>
@@ -4515,6 +4826,7 @@
           <w:ilvl w:val="0"/>
           <w:numId w:val="1008"/>
         </w:numPr>
+        <w:ind w:firstLine="420"/>
       </w:pPr>
       <w:r>
         <w:rPr>
@@ -4610,6 +4922,7 @@
     <w:p>
       <w:pPr>
         <w:pStyle w:val="FirstParagraph"/>
+        <w:ind w:firstLine="420"/>
       </w:pPr>
       <w:r>
         <w:rPr>
@@ -4733,6 +5046,7 @@
     <w:p>
       <w:pPr>
         <w:pStyle w:val="BlockText"/>
+        <w:ind w:firstLine="420"/>
       </w:pPr>
       <w:r>
         <w:rPr>
@@ -4756,6 +5070,7 @@
     <w:p>
       <w:pPr>
         <w:pStyle w:val="FirstParagraph"/>
+        <w:ind w:firstLine="420"/>
       </w:pPr>
       <w:r>
         <w:rPr>
@@ -5013,6 +5328,7 @@
     <w:p>
       <w:pPr>
         <w:pStyle w:val="BodyText"/>
+        <w:ind w:firstLine="420"/>
       </w:pPr>
       <w:r>
         <w:rPr>
@@ -5032,6 +5348,7 @@
     <w:p>
       <w:pPr>
         <w:pStyle w:val="BodyText"/>
+        <w:ind w:firstLine="420"/>
       </w:pPr>
       <w:r>
         <w:rPr>
@@ -5167,6 +5484,7 @@
     <w:p>
       <w:pPr>
         <w:pStyle w:val="BodyText"/>
+        <w:ind w:firstLine="420"/>
       </w:pPr>
       <w:r>
         <w:rPr>
@@ -5184,6 +5502,7 @@
     <w:p>
       <w:pPr>
         <w:pStyle w:val="BodyText"/>
+        <w:ind w:firstLine="420"/>
       </w:pPr>
       <w:r>
         <w:rPr>
@@ -5325,6 +5644,7 @@
     <w:p>
       <w:pPr>
         <w:pStyle w:val="BodyText"/>
+        <w:ind w:firstLine="420"/>
       </w:pPr>
       <w:r>
         <w:rPr>
@@ -5342,6 +5662,7 @@
     <w:p>
       <w:pPr>
         <w:pStyle w:val="BodyText"/>
+        <w:ind w:firstLine="420"/>
       </w:pPr>
       <w:r>
         <w:rPr>
@@ -5435,6 +5756,7 @@
     <w:p>
       <w:pPr>
         <w:pStyle w:val="BlockText"/>
+        <w:ind w:firstLine="420"/>
       </w:pPr>
       <w:r>
         <w:rPr>
@@ -5458,6 +5780,7 @@
     <w:p>
       <w:pPr>
         <w:pStyle w:val="FirstParagraph"/>
+        <w:ind w:firstLine="420"/>
       </w:pPr>
       <w:r>
         <w:rPr>
@@ -5499,7 +5822,7 @@
         </w:rPr>
         <w:drawing>
           <wp:inline>
-            <wp:extent cx="2057400" cy="1523518"/>
+            <wp:extent cx="2057400" cy="1562100"/>
             <wp:effectExtent b="0" l="0" r="0" t="0"/>
             <wp:docPr descr="" title="" id="17" name="Picture"/>
             <a:graphic>
@@ -5520,7 +5843,7 @@
                   <pic:spPr bwMode="auto">
                     <a:xfrm>
                       <a:off x="0" y="0"/>
-                      <a:ext cx="2057400" cy="1523518"/>
+                      <a:ext cx="2057400" cy="1562100"/>
                     </a:xfrm>
                     <a:prstGeom prst="rect">
                       <a:avLst/>
@@ -5554,7 +5877,7 @@
         </w:rPr>
         <w:drawing>
           <wp:inline>
-            <wp:extent cx="1638300" cy="1411868"/>
+            <wp:extent cx="1587500" cy="1371600"/>
             <wp:effectExtent b="0" l="0" r="0" t="0"/>
             <wp:docPr descr="" title="" id="20" name="Picture"/>
             <a:graphic>
@@ -5575,7 +5898,7 @@
                   <pic:spPr bwMode="auto">
                     <a:xfrm>
                       <a:off x="0" y="0"/>
-                      <a:ext cx="1638300" cy="1411868"/>
+                      <a:ext cx="1587500" cy="1371600"/>
                     </a:xfrm>
                     <a:prstGeom prst="rect">
                       <a:avLst/>
@@ -5609,7 +5932,7 @@
         </w:rPr>
         <w:drawing>
           <wp:inline>
-            <wp:extent cx="2095500" cy="1542699"/>
+            <wp:extent cx="2095500" cy="1600200"/>
             <wp:effectExtent b="0" l="0" r="0" t="0"/>
             <wp:docPr descr="" title="" id="23" name="Picture"/>
             <a:graphic>
@@ -5630,7 +5953,7 @@
                   <pic:spPr bwMode="auto">
                     <a:xfrm>
                       <a:off x="0" y="0"/>
-                      <a:ext cx="2095500" cy="1542699"/>
+                      <a:ext cx="2095500" cy="1600200"/>
                     </a:xfrm>
                     <a:prstGeom prst="rect">
                       <a:avLst/>
@@ -5664,7 +5987,7 @@
         </w:rPr>
         <w:drawing>
           <wp:inline>
-            <wp:extent cx="2616200" cy="1268857"/>
+            <wp:extent cx="2616200" cy="1308100"/>
             <wp:effectExtent b="0" l="0" r="0" t="0"/>
             <wp:docPr descr="" title="" id="26" name="Picture"/>
             <a:graphic>
@@ -5685,7 +6008,7 @@
                   <pic:spPr bwMode="auto">
                     <a:xfrm>
                       <a:off x="0" y="0"/>
-                      <a:ext cx="2616200" cy="1268857"/>
+                      <a:ext cx="2616200" cy="1308100"/>
                     </a:xfrm>
                     <a:prstGeom prst="rect">
                       <a:avLst/>
@@ -5719,7 +6042,7 @@
         </w:rPr>
         <w:drawing>
           <wp:inline>
-            <wp:extent cx="2590800" cy="906780"/>
+            <wp:extent cx="2565400" cy="914400"/>
             <wp:effectExtent b="0" l="0" r="0" t="0"/>
             <wp:docPr descr="" title="" id="29" name="Picture"/>
             <a:graphic>
@@ -5740,7 +6063,7 @@
                   <pic:spPr bwMode="auto">
                     <a:xfrm>
                       <a:off x="0" y="0"/>
-                      <a:ext cx="2590800" cy="906780"/>
+                      <a:ext cx="2565400" cy="914400"/>
                     </a:xfrm>
                     <a:prstGeom prst="rect">
                       <a:avLst/>
@@ -5774,7 +6097,7 @@
         </w:rPr>
         <w:drawing>
           <wp:inline>
-            <wp:extent cx="3187700" cy="1464269"/>
+            <wp:extent cx="3187700" cy="1498600"/>
             <wp:effectExtent b="0" l="0" r="0" t="0"/>
             <wp:docPr descr="" title="" id="32" name="Picture"/>
             <a:graphic>
@@ -5795,7 +6118,7 @@
                   <pic:spPr bwMode="auto">
                     <a:xfrm>
                       <a:off x="0" y="0"/>
-                      <a:ext cx="3187700" cy="1464269"/>
+                      <a:ext cx="3187700" cy="1498600"/>
                     </a:xfrm>
                     <a:prstGeom prst="rect">
                       <a:avLst/>
@@ -5829,7 +6152,7 @@
         </w:rPr>
         <w:drawing>
           <wp:inline>
-            <wp:extent cx="1447800" cy="1301692"/>
+            <wp:extent cx="1447800" cy="1308100"/>
             <wp:effectExtent b="0" l="0" r="0" t="0"/>
             <wp:docPr descr="" title="" id="35" name="Picture"/>
             <a:graphic>
@@ -5850,7 +6173,7 @@
                   <pic:spPr bwMode="auto">
                     <a:xfrm>
                       <a:off x="0" y="0"/>
-                      <a:ext cx="1447800" cy="1301692"/>
+                      <a:ext cx="1447800" cy="1308100"/>
                     </a:xfrm>
                     <a:prstGeom prst="rect">
                       <a:avLst/>
@@ -5872,6 +6195,7 @@
     <w:p>
       <w:pPr>
         <w:pStyle w:val="FirstParagraph"/>
+        <w:ind w:firstLine="420"/>
       </w:pPr>
       <w:r>
         <w:rPr>
@@ -5891,6 +6215,7 @@
     <w:p>
       <w:pPr>
         <w:pStyle w:val="BodyText"/>
+        <w:ind w:firstLine="420"/>
       </w:pPr>
       <w:r>
         <w:rPr>
@@ -5908,6 +6233,7 @@
     <w:p>
       <w:pPr>
         <w:pStyle w:val="BodyText"/>
+        <w:ind w:firstLine="420"/>
       </w:pPr>
       <w:r>
         <w:rPr>
@@ -5943,6 +6269,7 @@
     <w:p>
       <w:pPr>
         <w:pStyle w:val="BodyText"/>
+        <w:ind w:firstLine="420"/>
       </w:pPr>
       <w:r>
         <w:rPr>
@@ -6024,6 +6351,7 @@
     <w:p>
       <w:pPr>
         <w:pStyle w:val="BlockText"/>
+        <w:ind w:firstLine="420"/>
       </w:pPr>
       <w:r>
         <w:rPr>
@@ -6047,6 +6375,7 @@
     <w:p>
       <w:pPr>
         <w:pStyle w:val="FirstParagraph"/>
+        <w:ind w:firstLine="420"/>
       </w:pPr>
       <w:r>
         <w:rPr>
@@ -6091,7 +6420,7 @@
         </w:rPr>
         <w:drawing>
           <wp:inline>
-            <wp:extent cx="3111500" cy="1607608"/>
+            <wp:extent cx="3111500" cy="1638300"/>
             <wp:effectExtent b="0" l="0" r="0" t="0"/>
             <wp:docPr descr="" title="" id="39" name="Picture"/>
             <a:graphic>
@@ -6112,7 +6441,7 @@
                   <pic:spPr bwMode="auto">
                     <a:xfrm>
                       <a:off x="0" y="0"/>
-                      <a:ext cx="3111500" cy="1607608"/>
+                      <a:ext cx="3111500" cy="1638300"/>
                     </a:xfrm>
                     <a:prstGeom prst="rect">
                       <a:avLst/>
@@ -6134,6 +6463,7 @@
     <w:p>
       <w:pPr>
         <w:pStyle w:val="BodyText"/>
+        <w:ind w:firstLine="420"/>
       </w:pPr>
       <w:r>
         <w:rPr>
@@ -6153,6 +6483,7 @@
     <w:p>
       <w:pPr>
         <w:pStyle w:val="BodyText"/>
+        <w:ind w:firstLine="420"/>
       </w:pPr>
       <w:r>
         <w:rPr>
@@ -6216,6 +6547,7 @@
     <w:p>
       <w:pPr>
         <w:pStyle w:val="BlockText"/>
+        <w:ind w:firstLine="420"/>
       </w:pPr>
       <w:r>
         <w:rPr>
@@ -6239,6 +6571,7 @@
     <w:p>
       <w:pPr>
         <w:pStyle w:val="FirstParagraph"/>
+        <w:ind w:firstLine="420"/>
       </w:pPr>
       <w:r>
         <w:rPr>
@@ -6304,6 +6637,7 @@
     <w:p>
       <w:pPr>
         <w:pStyle w:val="BodyText"/>
+        <w:ind w:firstLine="420"/>
       </w:pPr>
       <w:r>
         <w:rPr>
@@ -6391,6 +6725,7 @@
           <w:ilvl w:val="0"/>
           <w:numId w:val="1010"/>
         </w:numPr>
+        <w:ind w:firstLine="420"/>
       </w:pPr>
       <w:r>
         <w:rPr>
@@ -6423,6 +6758,7 @@
           <w:ilvl w:val="0"/>
           <w:numId w:val="1010"/>
         </w:numPr>
+        <w:ind w:firstLine="420"/>
       </w:pPr>
       <w:r>
         <w:rPr>
@@ -6443,6 +6779,7 @@
           <w:ilvl w:val="0"/>
           <w:numId w:val="1010"/>
         </w:numPr>
+        <w:ind w:firstLine="420"/>
       </w:pPr>
       <w:r>
         <w:rPr>
@@ -6481,6 +6818,7 @@
           <w:ilvl w:val="0"/>
           <w:numId w:val="1010"/>
         </w:numPr>
+        <w:ind w:firstLine="420"/>
       </w:pPr>
       <w:r>
         <w:rPr>
@@ -6519,6 +6857,7 @@
           <w:ilvl w:val="0"/>
           <w:numId w:val="1010"/>
         </w:numPr>
+        <w:ind w:firstLine="420"/>
       </w:pPr>
       <w:r>
         <w:rPr>
@@ -6548,6 +6887,7 @@
     <w:p>
       <w:pPr>
         <w:pStyle w:val="FirstParagraph"/>
+        <w:ind w:firstLine="420"/>
       </w:pPr>
       <w:r>
         <w:rPr>
@@ -6698,6 +7038,7 @@
           <w:ilvl w:val="0"/>
           <w:numId w:val="1011"/>
         </w:numPr>
+        <w:ind w:firstLine="420"/>
       </w:pPr>
       <w:r>
         <w:rPr>
@@ -7561,7 +7902,7 @@
     <ns0:rPr>
       <ns0:rFonts ns0:ascii="Times New Roman" ns0:cs="Times New Roman" ns0:eastAsia="SimHei" ns0:hAnsi="Times New Roman"/>
       <ns0:b/>
-      <ns0:color ns0:val="000000"/>
+      <ns0:color ns0:val="17324D"/>
       <ns0:sz ns0:val="44"/>
       <ns0:szCs ns0:val="56"/>
     </ns0:rPr>
@@ -7703,7 +8044,7 @@
     <ns0:rPr>
       <ns0:rFonts ns0:ascii="Times New Roman" ns0:cs="Times New Roman" ns0:eastAsia="SimHei" ns0:hAnsi="Times New Roman"/>
       <ns0:b/>
-      <ns0:color ns0:val="000000"/>
+      <ns0:color ns0:val="17324D"/>
       <ns0:sz ns0:val="32"/>
       <ns0:szCs ns0:val="40"/>
     </ns0:rPr>
@@ -7727,7 +8068,7 @@
     <ns0:rPr>
       <ns0:rFonts ns0:ascii="Times New Roman" ns0:cs="Times New Roman" ns0:eastAsia="SimHei" ns0:hAnsi="Times New Roman"/>
       <ns0:b/>
-      <ns0:color ns0:val="000000"/>
+      <ns0:color ns0:val="17324D"/>
       <ns0:sz ns0:val="28"/>
       <ns0:szCs ns0:val="32"/>
     </ns0:rPr>
@@ -7751,7 +8092,7 @@
     <ns0:rPr>
       <ns0:rFonts ns0:ascii="Times New Roman" ns0:cs="Times New Roman" ns0:eastAsia="SimHei" ns0:hAnsi="Times New Roman"/>
       <ns0:b/>
-      <ns0:color ns0:val="000000"/>
+      <ns0:color ns0:val="17324D"/>
       <ns0:sz ns0:val="25"/>
       <ns0:szCs ns0:val="28"/>
     </ns0:rPr>
